--- a/published/ai-organizations/03_strategic_modeling/01_systems/lab-protocols/01_systems-lab.docx
+++ b/published/ai-organizations/03_strategic_modeling/01_systems/lab-protocols/01_systems-lab.docx
@@ -4,32 +4,47 @@
   <w:body>
     <w:p>
       <w:r>
-        <w:t>Lab: Exploring Systems</w:t>
+        <w:t>Lab: Competitive Ecosystem Mapping</w:t>
       </w:r>
     </w:p>
     <w:p>
       <w:r>
-        <w:t>Objective</w:t>
+        <w:t>Objectives</w:t>
       </w:r>
     </w:p>
     <w:p>
       <w:r>
-        <w:t>Design and simulate a simple agent that demonstrates the principles of Systems .</w:t>
+        <w:t>Learning Goal: Map and analyze the competitive ecosystem for your organization or a chosen industry.</w:t>
       </w:r>
     </w:p>
     <w:p>
       <w:r>
-        <w:t>Prerequisites</w:t>
+        <w:t>Part 1: Ecosystem Agent Inventory (10 min)</w:t>
       </w:r>
     </w:p>
     <w:p>
       <w:r>
-        <w:t>Basic understanding of Python or a relevant simulation tool.  Familiarity with the formal definition of Systems.   Steps</w:t>
+        <w:t>Agent Type  Specific Agents  Relationship to Your Org  Influence Level (H/M/L)      Direct competitors       Indirect competitors / substitutes       Customers (segments)       Suppliers       Regulators       Complementors / partners       Potential entrants        Write your response here   Part 2: Five Forces Assessment (15 min)</w:t>
       </w:r>
     </w:p>
     <w:p>
       <w:r>
-        <w:t>Define the Environment : Create a simple grid world or state space relevant to Organizations.  Define the Agent : Specify the agent's generative model, focusing on Systems.  Simulation : Run the agent for 100 timesteps.  Perturbation : Introduce a specific challenge to Systems (e.g., increased noise, occlusion).  Analysis : Plot the Free Energy over time. Does the agent successfully adapt?   Discussion Requirements</w:t>
+        <w:t>Force  Intensity (1-5)  Key Drivers  Trend (↑/↓/→)      Competitive rivalry       Threat of entry       Supplier power       Buyer power       Threat of substitutes        Write your response here   Part 3: Ecosystem Dynamics (10 min)</w:t>
+      </w:r>
+    </w:p>
+    <w:p>
+      <w:r>
+        <w:t>Dynamic  Present?  Evidence  Strategic Implication      Network effects  Y/N      Platform dynamics  Y/N      Winner-take-most tendency  Y/N      Regulatory disruption potential  Y/N      Technology disruption potential  Y/N       Write your response here   Part 4: Strategic Implications (15 min)</w:t>
+      </w:r>
+    </w:p>
+    <w:p>
+      <w:r>
+        <w:t>Based on your analysis:</w:t>
+      </w:r>
+    </w:p>
+    <w:p>
+      <w:r>
+        <w:t>Question  Your Assessment      Which force shapes your strategy most?     Where is the ecosystem changing fastest?     What boundary management change would improve your position?     What ecosystem relationship should you invest in?      Write your response here   Summary</w:t>
       </w:r>
     </w:p>
     <w:sectPr>
